--- a/10/programmnoe-obespechenie/zagotovka-12.docx
+++ b/10/programmnoe-obespechenie/zagotovka-12.docx
@@ -4,12 +4,12 @@
   <w:body>
     <w:p>
       <w:r>
-        <w:t xml:space="preserve">             Муниципальное бюджетное общеобразовательное учреждение</w:t>
+        <w:t xml:space="preserve">        Муниципальное бюджетное общеобразовательное учреждение</w:t>
       </w:r>
     </w:p>
     <w:p>
       <w:r>
-        <w:t xml:space="preserve">                  «Средняя общеобразовательная школа № ___»</w:t>
+        <w:t xml:space="preserve">                         «Средняя общеобразовательная школа № ___»</w:t>
       </w:r>
     </w:p>
     <w:p/>
@@ -20,12 +20,12 @@
     <w:p/>
     <w:p>
       <w:r>
-        <w:t xml:space="preserve">                          РЕФЕРАТ</w:t>
+        <w:t xml:space="preserve">                                 РЕФЕРАТ</w:t>
       </w:r>
     </w:p>
     <w:p>
       <w:r>
-        <w:t xml:space="preserve">             на тему: «Обновления программного обеспечения: зачем они нужны»</w:t>
+        <w:t xml:space="preserve">        на тему: «Обновления программного обеспечения: зачем они нужны»</w:t>
       </w:r>
     </w:p>
     <w:p/>
@@ -36,17 +36,17 @@
     <w:p/>
     <w:p>
       <w:r>
-        <w:t xml:space="preserve">                                      Выполнил: Фамилия Имя,</w:t>
+        <w:t xml:space="preserve">                                             Выполнил: Фамилия Имя,</w:t>
       </w:r>
     </w:p>
     <w:p>
       <w:r>
-        <w:t xml:space="preserve">                                      ученик 10 ___ класса</w:t>
+        <w:t xml:space="preserve">                                             ученик 10 ___ класса</w:t>
       </w:r>
     </w:p>
     <w:p>
       <w:r>
-        <w:t xml:space="preserve">                                      Руководитель: Фамилия И. О.</w:t>
+        <w:t xml:space="preserve">                                             Руководитель: Фамилия И. О.</w:t>
       </w:r>
     </w:p>
     <w:p/>
@@ -56,7 +56,7 @@
     <w:p/>
     <w:p>
       <w:r>
-        <w:t xml:space="preserve">                      Город, 20__</w:t>
+        <w:t xml:space="preserve">                             Город, 20__</w:t>
       </w:r>
     </w:p>
     <w:p/>
@@ -105,47 +105,55 @@
     </w:p>
     <w:p/>
     <w:p/>
-    <w:p/>
     <w:p>
       <w:r>
         <w:t>ВВЕДЕНИЕ</w:t>
       </w:r>
     </w:p>
+    <w:p/>
     <w:p>
       <w:r>
-        <w:t>Предложение перезагрузиться ради обновления приходит не вовремя почти всегда, и его привычно откладывают. Между тем обновления решают разные задачи, и откладывать одни из них безопасно, а другие — нет.</w:t>
+        <w:t>Предложение перезагрузиться  ради обновления приходит не вовремя почти всегда,  и его привычно откладывают. Между тем обновления решают разные  задачи, и откладывать одни из них безопасно, а другие —  нет.</w:t>
       </w:r>
     </w:p>
     <w:p>
       <w:r>
-        <w:t>Цель работы — разобраться, чем отличаются виды обновлений и почему обновления безопасности стоят особняком.</w:t>
+        <w:t>Цель работы —  разобраться, чем отличаются виды обновлений и почему обновления  безопасности стоят особняком.</w:t>
       </w:r>
     </w:p>
+    <w:p/>
+    <w:p/>
     <w:p>
       <w:r>
         <w:t>1. Виды обновлений</w:t>
       </w:r>
     </w:p>
+    <w:p/>
     <w:p>
       <w:r>
-        <w:t>Обновления безопасности закрывают найденные уязвимости — ошибки, позволяющие постороннему получить доступ к системе или данным. Их выпускают быстро и вне очереди, потому что после публикации сведений об уязвимости попытки ею воспользоваться начинаются почти сразу.</w:t>
+        <w:tab/>
+        <w:t>Обновления безопасности закрывают найденные уязвимости — ошибки, позволяющие постороннему получить доступ к системе или данным. Их выпускают быстро  и вне очереди, потому что после публикации   сведений об  уязвимости попытки ею воспользоваться начинаются почти сразу.</w:t>
       </w:r>
     </w:p>
     <w:p>
       <w:r>
-        <w:t>Исправляющие обновления устраняют ошибки в работе программы: неверные расчёты, зависания, несовместимость с новым оборудованием. Функциональные добавляют возможности и меняют интерфейс — это самая заметная и самая спорная часть обновлений.</w:t>
+        <w:tab/>
+        <w:t>Исправляющие обновления устраняют  ошибки в работе программы: неверные расчёты, зависания, несовместимость с новым  оборудованием. Функциональные добавляют возможности и меняют интерфейс — это самая заметная и самая спорная часть обновлений.</w:t>
       </w:r>
     </w:p>
     <w:p>
       <w:r>
-        <w:t>Отдельно стоят обновления баз и словарей: антивирусные базы, курсы валют, расписания, карты. Программа при этом не меняется, меняются данные, с которыми она работает.</w:t>
+        <w:t>Отдельно стоят обновления баз  и словарей: антивирусные базы, курсы валют, расписания,  карты. Программа при этом  не меняется, меняются данные, с которыми она работает.</w:t>
       </w:r>
     </w:p>
+    <w:p/>
+    <w:p/>
     <w:p>
       <w:r>
         <w:t>2. Стоит ли обновляться сразу</w:t>
       </w:r>
     </w:p>
+    <w:p/>
     <w:p>
       <w:r>
         <w:t>У немедленного обновления есть цена: новая версия может работать хуже прежней, а перезапуск в неподходящий момент прерывает работу. Организации поэтому обновляются не сразу, а после проверки на нескольких машинах, и предпочитают делать это по расписанию.</w:t>
@@ -153,27 +161,47 @@
     </w:p>
     <w:p>
       <w:r>
-        <w:t>Однако к обновлениям безопасности это не относится: промежуток между публикацией уязвимости и появлением программ, её использующих, измеряется днями, а иногда часами. Здесь откладывание — самостоятельный риск.</w:t>
+        <w:t>Однако к обновлениям безопасности это  не относится: промежуток между   публикацией уязвимости и появлением программ, её  использующих, измеряется днями, а иногда часами. Здесь откладывание — самостоятельный риск.</w:t>
       </w:r>
     </w:p>
     <w:p>
       <w:r>
+        <w:tab/>
         <w:t>Разумная схема выглядит так: обновления безопасности ставить как можно быстрее, функциональные — когда удобно, важные данные копировать до обновления, а старые программы, которые давно не обновляет производитель, постепенно заменять — уязвимости в них уже никто не закроет.</w:t>
       </w:r>
     </w:p>
+    <w:p/>
+    <w:p/>
+    <w:p/>
     <w:p>
       <w:r>
         <w:t>ЗАКЛЮЧЕНИЕ</w:t>
       </w:r>
     </w:p>
+    <w:p/>
     <w:p>
       <w:r>
-        <w:t>Обновления программного обеспечения делятся на обновления безопасности, исправления ошибок, добавление возможностей и обновление данных. Откладывание безопасно для функциональных обновлений и опасно для обновлений безопасности. Программы, которые перестал поддерживать производитель, представляют постоянный риск и подлежат замене.</w:t>
+        <w:tab/>
+        <w:t>Обновления программного обеспечения делятся на обновления  безопасности,  исправления ошибок, добавление возможностей и обновление данных. Откладывание безопасно для функциональных обновлений и опасно для обновлений безопасности. Программы, которые перестал поддерживать производитель, представляют постоянный риск и подлежат замене.</w:t>
+      </w:r>
+    </w:p>
+    <w:p/>
+    <w:p/>
+    <w:p/>
+    <w:p>
+      <w:r>
+        <w:t>СПИСОК ИСТОЧНИКОВ</w:t>
+      </w:r>
+    </w:p>
+    <w:p/>
+    <w:p>
+      <w:r>
+        <w:t>Уязвимости и время  реакции // Хабр. URL:  https://habr.com (дата обращения 06.09.2026)</w:t>
       </w:r>
     </w:p>
     <w:p>
       <w:r>
-        <w:t>СПИСОК ИСТОЧНИКОВ</w:t>
+        <w:t>Обновления системы: как это работает // Справка Microsoft. URL: https://support.microsoft.com (дата обращения 05.09.2026)</w:t>
       </w:r>
     </w:p>
     <w:p>
@@ -183,7 +211,7 @@
     </w:p>
     <w:p>
       <w:r>
-        <w:t>Уязвимости и время реакции // Хабр. URL: https://habr.com (дата обращения 06.09.2026)</w:t>
+        <w:t>Доктрина информационной безопасности Российской Федерации. — Москва, 2016.</w:t>
       </w:r>
     </w:p>
     <w:p>
@@ -191,29 +219,25 @@
         <w:t>Основы информационной безопасности // Академия Яндекса. URL: https://academy.yandex.ru (дата обращения 06.09.2026)</w:t>
       </w:r>
     </w:p>
-    <w:p>
-      <w:r>
-        <w:t>Обновления системы: как это работает // Справка Microsoft. URL: https://support.microsoft.com (дата обращения 05.09.2026)</w:t>
-      </w:r>
-    </w:p>
-    <w:p>
-      <w:r>
-        <w:t>Доктрина информационной безопасности Российской Федерации. — Москва, 2016.</w:t>
-      </w:r>
-    </w:p>
+    <w:p/>
+    <w:p/>
+    <w:p/>
     <w:p>
       <w:r>
         <w:t>ПРИЛОЖЕНИЕ</w:t>
       </w:r>
     </w:p>
+    <w:p/>
     <w:p>
       <w:r>
-        <w:t>Виды обновлений и срочность</w:t>
+        <w:tab/>
+        <w:t>Виды обновлений  и   срочность</w:t>
       </w:r>
     </w:p>
     <w:p>
       <w:r>
-        <w:t>Обновление безопасности — ставить как можно быстрее</w:t>
+        <w:tab/>
+        <w:t>Обновление безопасности — ставить как  можно  быстрее</w:t>
       </w:r>
     </w:p>
     <w:p>
@@ -223,7 +247,7 @@
     </w:p>
     <w:p>
       <w:r>
-        <w:t>Новые возможности — когда удобно</w:t>
+        <w:t>Новые возможности  — когда  удобно</w:t>
       </w:r>
     </w:p>
     <w:p>
@@ -233,6 +257,7 @@
     </w:p>
     <w:p>
       <w:r>
+        <w:tab/>
         <w:t>Обновление драйвера — при неполадках устройства, с возможностью отката</w:t>
       </w:r>
     </w:p>
@@ -243,7 +268,7 @@
     </w:p>
     <w:p>
       <w:r>
-        <w:t>Текст-заготовка подготовлен с помощью искусственного интеллекта и предназначен для учебной работы по оформлению.</w:t>
+        <w:t>Текст-заготовка подготовлен  с помощью искусственного интеллекта и предназначен для учебной работы  по оформлению.</w:t>
       </w:r>
     </w:p>
     <w:sectPr>
